--- a/Report.docx
+++ b/Report.docx
@@ -84,7 +84,15 @@
                                       <w:sz w:val="90"/>
                                       <w:szCs w:val="90"/>
                                     </w:rPr>
-                                    <w:t>Crime Data from 2020 to present</w:t>
+                                    <w:t xml:space="preserve">LA </w:t>
+                                  </w:r>
+                                  <w:r>
+                                    <w:rPr>
+                                      <w:rFonts w:ascii="Times New Roman" w:hAnsi="Times New Roman"/>
+                                      <w:sz w:val="90"/>
+                                      <w:szCs w:val="90"/>
+                                    </w:rPr>
+                                    <w:t>Crime from 2020 to present</w:t>
                                   </w:r>
                                 </w:p>
                               </w:txbxContent>
@@ -125,7 +133,15 @@
                                 <w:sz w:val="90"/>
                                 <w:szCs w:val="90"/>
                               </w:rPr>
-                              <w:t>Crime Data from 2020 to present</w:t>
+                              <w:t xml:space="preserve">LA </w:t>
+                            </w:r>
+                            <w:r>
+                              <w:rPr>
+                                <w:rFonts w:ascii="Times New Roman" w:hAnsi="Times New Roman"/>
+                                <w:sz w:val="90"/>
+                                <w:szCs w:val="90"/>
+                              </w:rPr>
+                              <w:t>Crime from 2020 to present</w:t>
                             </w:r>
                           </w:p>
                         </w:txbxContent>
@@ -699,7 +715,10 @@
     <w:sdt>
       <w:sdtPr>
         <w:rPr>
-          <w:rFonts w:ascii="Times New Roman" w:hAnsi="Times New Roman" w:cs="Times New Roman"/>
+          <w:rFonts w:ascii="Times New Roman" w:eastAsiaTheme="minorEastAsia" w:hAnsi="Times New Roman" w:cs="Times New Roman"/>
+          <w:color w:val="FFFFFF" w:themeColor="background1"/>
+          <w:sz w:val="28"/>
+          <w:szCs w:val="22"/>
         </w:rPr>
         <w:id w:val="-895430544"/>
         <w:docPartObj>
@@ -709,10 +728,7 @@
       </w:sdtPr>
       <w:sdtEndPr>
         <w:rPr>
-          <w:rFonts w:eastAsiaTheme="minorEastAsia"/>
-          <w:color w:val="auto"/>
-          <w:sz w:val="28"/>
-          <w:szCs w:val="22"/>
+          <w:color w:val="auto"/>
         </w:rPr>
       </w:sdtEndPr>
       <w:sdtContent>
@@ -920,14 +936,7 @@
               <w:rFonts w:ascii="Times New Roman" w:hAnsi="Times New Roman" w:cs="Times New Roman"/>
               <w:color w:val="auto"/>
             </w:rPr>
-            <w:t xml:space="preserve">Chapter </w:t>
-          </w:r>
-          <w:r>
-            <w:rPr>
-              <w:rFonts w:ascii="Times New Roman" w:hAnsi="Times New Roman" w:cs="Times New Roman"/>
-              <w:color w:val="auto"/>
-            </w:rPr>
-            <w:t>2</w:t>
+            <w:t>Chapter 2</w:t>
           </w:r>
           <w:r>
             <w:rPr>
@@ -958,14 +967,7 @@
               <w:rFonts w:ascii="Times New Roman" w:hAnsi="Times New Roman" w:cs="Times New Roman"/>
               <w:color w:val="auto"/>
             </w:rPr>
-            <w:t xml:space="preserve">Chapter </w:t>
-          </w:r>
-          <w:r>
-            <w:rPr>
-              <w:rFonts w:ascii="Times New Roman" w:hAnsi="Times New Roman" w:cs="Times New Roman"/>
-              <w:color w:val="auto"/>
-            </w:rPr>
-            <w:t>3</w:t>
+            <w:t>Chapter 3</w:t>
           </w:r>
           <w:r>
             <w:rPr>
@@ -996,14 +998,7 @@
               <w:rFonts w:ascii="Times New Roman" w:hAnsi="Times New Roman" w:cs="Times New Roman"/>
               <w:color w:val="auto"/>
             </w:rPr>
-            <w:t xml:space="preserve">Chapter </w:t>
-          </w:r>
-          <w:r>
-            <w:rPr>
-              <w:rFonts w:ascii="Times New Roman" w:hAnsi="Times New Roman" w:cs="Times New Roman"/>
-              <w:color w:val="auto"/>
-            </w:rPr>
-            <w:t>4</w:t>
+            <w:t>Chapter 4</w:t>
           </w:r>
           <w:r>
             <w:rPr>
@@ -1034,14 +1029,7 @@
               <w:rFonts w:ascii="Times New Roman" w:hAnsi="Times New Roman" w:cs="Times New Roman"/>
               <w:color w:val="auto"/>
             </w:rPr>
-            <w:t xml:space="preserve">Chapter </w:t>
-          </w:r>
-          <w:r>
-            <w:rPr>
-              <w:rFonts w:ascii="Times New Roman" w:hAnsi="Times New Roman" w:cs="Times New Roman"/>
-              <w:color w:val="auto"/>
-            </w:rPr>
-            <w:t>5</w:t>
+            <w:t>Chapter 5</w:t>
           </w:r>
           <w:r>
             <w:rPr>
@@ -1322,6 +1310,7 @@
           <w:sz w:val="56"/>
           <w:szCs w:val="56"/>
         </w:rPr>
+        <w:lastRenderedPageBreak/>
         <w:t>Introduction</w:t>
       </w:r>
     </w:p>
@@ -1872,6 +1861,7 @@
           <w:sz w:val="56"/>
           <w:szCs w:val="56"/>
         </w:rPr>
+        <w:lastRenderedPageBreak/>
         <w:t>The Dataset</w:t>
       </w:r>
     </w:p>
@@ -1915,34 +1905,7 @@
           <w:sz w:val="24"/>
           <w:szCs w:val="24"/>
         </w:rPr>
-        <w:t xml:space="preserve">This dataset was sourced from the official government database catalog. Data.gov is a platform or repository that offers a variety of real-world data for analysis and problem-solving. You can find diverse datasets </w:t>
-      </w:r>
-      <w:r>
-        <w:rPr>
-          <w:rFonts w:ascii="Times New Roman" w:hAnsi="Times New Roman" w:cs="Times New Roman"/>
-          <w:color w:val="auto"/>
-          <w:sz w:val="24"/>
-          <w:szCs w:val="24"/>
-        </w:rPr>
-        <w:t>cover</w:t>
-      </w:r>
-      <w:r>
-        <w:rPr>
-          <w:rFonts w:ascii="Times New Roman" w:hAnsi="Times New Roman" w:cs="Times New Roman"/>
-          <w:color w:val="auto"/>
-          <w:sz w:val="24"/>
-          <w:szCs w:val="24"/>
-        </w:rPr>
-        <w:t>ing</w:t>
-      </w:r>
-      <w:r>
-        <w:rPr>
-          <w:rFonts w:ascii="Times New Roman" w:hAnsi="Times New Roman" w:cs="Times New Roman"/>
-          <w:color w:val="auto"/>
-          <w:sz w:val="24"/>
-          <w:szCs w:val="24"/>
-        </w:rPr>
-        <w:t xml:space="preserve"> a wide range of subjects, from government data to research findings and more.</w:t>
+        <w:t>This dataset was sourced from the official government database catalog. Data.gov is a platform or repository that offers a variety of real-world data for analysis and problem-solving. You can find diverse datasets covering a wide range of subjects, from government data to research findings and more.</w:t>
       </w:r>
     </w:p>
     <w:p>
@@ -2071,16 +2034,7 @@
           <w:sz w:val="24"/>
           <w:szCs w:val="24"/>
         </w:rPr>
-        <w:t>/2020  12:00:00 AM</w:t>
-      </w:r>
-      <w:r>
-        <w:rPr>
-          <w:rFonts w:ascii="Times New Roman" w:hAnsi="Times New Roman" w:cs="Times New Roman"/>
-          <w:color w:val="auto"/>
-          <w:sz w:val="24"/>
-          <w:szCs w:val="24"/>
-        </w:rPr>
-        <w:t xml:space="preserve">. </w:t>
+        <w:t xml:space="preserve">/2020  12:00:00 AM. </w:t>
       </w:r>
       <w:r>
         <w:rPr>
@@ -2153,18 +2107,35 @@
           <w:color w:val="auto"/>
           <w:sz w:val="24"/>
           <w:szCs w:val="24"/>
-          <w:highlight w:val="yellow"/>
-        </w:rPr>
-        <w:t>****)</w:t>
-      </w:r>
-      <w:r>
-        <w:rPr>
-          <w:rFonts w:ascii="Times New Roman" w:hAnsi="Times New Roman" w:cs="Times New Roman"/>
-          <w:color w:val="auto"/>
-          <w:sz w:val="24"/>
-          <w:szCs w:val="24"/>
-        </w:rPr>
-        <w:t xml:space="preserve">. There may be some inaccuracies and missing data due to this, as some locations are not specified, etc. </w:t>
+        </w:rPr>
+        <w:t>US Gov, 2023</w:t>
+      </w:r>
+      <w:r>
+        <w:rPr>
+          <w:rFonts w:ascii="Times New Roman" w:hAnsi="Times New Roman" w:cs="Times New Roman"/>
+          <w:color w:val="auto"/>
+          <w:sz w:val="24"/>
+          <w:szCs w:val="24"/>
+        </w:rPr>
+        <w:t>)</w:t>
+      </w:r>
+      <w:r>
+        <w:rPr>
+          <w:rFonts w:ascii="Times New Roman" w:hAnsi="Times New Roman" w:cs="Times New Roman"/>
+          <w:color w:val="auto"/>
+          <w:sz w:val="24"/>
+          <w:szCs w:val="24"/>
+        </w:rPr>
+        <w:t>.</w:t>
+      </w:r>
+      <w:r>
+        <w:rPr>
+          <w:rFonts w:ascii="Times New Roman" w:hAnsi="Times New Roman" w:cs="Times New Roman"/>
+          <w:color w:val="auto"/>
+          <w:sz w:val="24"/>
+          <w:szCs w:val="24"/>
+        </w:rPr>
+        <w:t xml:space="preserve"> There may be some inaccuracies and missing data due to this, as some locations are not specified, etc. </w:t>
       </w:r>
       <w:r>
         <w:rPr>
@@ -2193,25 +2164,7 @@
           <w:sz w:val="24"/>
           <w:szCs w:val="24"/>
         </w:rPr>
-        <w:t xml:space="preserve"> large, including up to </w:t>
-      </w:r>
-      <w:r>
-        <w:rPr>
-          <w:rFonts w:ascii="Times New Roman" w:hAnsi="Times New Roman" w:cs="Times New Roman"/>
-          <w:color w:val="auto"/>
-          <w:sz w:val="24"/>
-          <w:szCs w:val="24"/>
-        </w:rPr>
-        <w:t>85765</w:t>
-      </w:r>
-      <w:r>
-        <w:rPr>
-          <w:rFonts w:ascii="Times New Roman" w:hAnsi="Times New Roman" w:cs="Times New Roman"/>
-          <w:color w:val="auto"/>
-          <w:sz w:val="24"/>
-          <w:szCs w:val="24"/>
-        </w:rPr>
-        <w:t>8 entries. The problems written within this report may simplify the data to be better suited.</w:t>
+        <w:t xml:space="preserve"> large, including up to 857658 entries. The problems written within this report may simplify the data to be better suited.</w:t>
       </w:r>
     </w:p>
     <w:p>
@@ -2390,6 +2343,7 @@
           <w:sz w:val="24"/>
           <w:szCs w:val="24"/>
         </w:rPr>
+        <w:lastRenderedPageBreak/>
         <w:t>Here is a guide to the labels used within the CSV file:</w:t>
       </w:r>
     </w:p>
@@ -4007,6 +3961,7 @@
           <w:sz w:val="56"/>
           <w:szCs w:val="56"/>
         </w:rPr>
+        <w:lastRenderedPageBreak/>
         <w:t>Problems</w:t>
       </w:r>
     </w:p>
@@ -4024,29 +3979,6 @@
           <w:color w:val="1D1C47" w:themeColor="text2" w:themeShade="BF"/>
         </w:rPr>
         <w:t>Chapter 1</w:t>
-      </w:r>
-      <w:r>
-        <w:rPr>
-          <w:rFonts w:ascii="Times New Roman" w:hAnsi="Times New Roman" w:cs="Times New Roman"/>
-          <w:color w:val="1D1C47" w:themeColor="text2" w:themeShade="BF"/>
-        </w:rPr>
-        <w:t xml:space="preserve">: What </w:t>
-      </w:r>
-      <w:proofErr w:type="gramStart"/>
-      <w:r>
-        <w:rPr>
-          <w:rFonts w:ascii="Times New Roman" w:hAnsi="Times New Roman" w:cs="Times New Roman"/>
-          <w:color w:val="1D1C47" w:themeColor="text2" w:themeShade="BF"/>
-        </w:rPr>
-        <w:t>is</w:t>
-      </w:r>
-      <w:proofErr w:type="gramEnd"/>
-      <w:r>
-        <w:rPr>
-          <w:rFonts w:ascii="Times New Roman" w:hAnsi="Times New Roman" w:cs="Times New Roman"/>
-          <w:color w:val="1D1C47" w:themeColor="text2" w:themeShade="BF"/>
-        </w:rPr>
-        <w:t xml:space="preserve"> Statistics?</w:t>
       </w:r>
     </w:p>
     <w:p>
@@ -4299,14 +4231,7 @@
           <w:rFonts w:ascii="Times New Roman" w:hAnsi="Times New Roman" w:cs="Times New Roman"/>
           <w:color w:val="282660" w:themeColor="text2"/>
         </w:rPr>
-        <w:t xml:space="preserve">Chapter </w:t>
-      </w:r>
-      <w:r>
-        <w:rPr>
-          <w:rFonts w:ascii="Times New Roman" w:hAnsi="Times New Roman" w:cs="Times New Roman"/>
-          <w:color w:val="282660" w:themeColor="text2"/>
-        </w:rPr>
-        <w:t>2</w:t>
+        <w:t>Chapter 2</w:t>
       </w:r>
     </w:p>
     <w:p>
@@ -5088,73 +5013,6 @@
     </w:p>
     <w:p>
       <w:pPr>
-        <w:rPr>
-          <w:rFonts w:ascii="Times New Roman" w:hAnsi="Times New Roman" w:cs="Times New Roman"/>
-          <w:color w:val="auto"/>
-          <w:sz w:val="24"/>
-          <w:szCs w:val="24"/>
-        </w:rPr>
-      </w:pPr>
-    </w:p>
-    <w:p>
-      <w:pPr>
-        <w:rPr>
-          <w:rFonts w:ascii="Times New Roman" w:hAnsi="Times New Roman" w:cs="Times New Roman"/>
-          <w:color w:val="605DBF" w:themeColor="text2" w:themeTint="99"/>
-          <w:sz w:val="24"/>
-          <w:szCs w:val="24"/>
-        </w:rPr>
-      </w:pPr>
-      <w:r>
-        <w:rPr>
-          <w:rFonts w:ascii="Times New Roman" w:hAnsi="Times New Roman" w:cs="Times New Roman"/>
-          <w:color w:val="605DBF" w:themeColor="text2" w:themeTint="99"/>
-          <w:sz w:val="24"/>
-          <w:szCs w:val="24"/>
-        </w:rPr>
-        <w:t xml:space="preserve">2.11 </w:t>
-      </w:r>
-      <w:r>
-        <w:rPr>
-          <w:rFonts w:ascii="Times New Roman" w:hAnsi="Times New Roman" w:cs="Times New Roman"/>
-          <w:color w:val="605DBF" w:themeColor="text2" w:themeTint="99"/>
-          <w:sz w:val="24"/>
-          <w:szCs w:val="24"/>
-        </w:rPr>
-        <w:t xml:space="preserve">    </w:t>
-      </w:r>
-      <w:r>
-        <w:rPr>
-          <w:rFonts w:ascii="Times New Roman" w:hAnsi="Times New Roman" w:cs="Times New Roman"/>
-          <w:color w:val="605DBF" w:themeColor="text2" w:themeTint="99"/>
-          <w:sz w:val="24"/>
-          <w:szCs w:val="24"/>
-        </w:rPr>
-        <w:t>Numerical Events and Random Variables</w:t>
-      </w:r>
-    </w:p>
-    <w:p>
-      <w:pPr>
-        <w:ind w:left="720"/>
-        <w:rPr>
-          <w:rFonts w:ascii="Times New Roman" w:hAnsi="Times New Roman" w:cs="Times New Roman"/>
-          <w:color w:val="auto"/>
-          <w:sz w:val="24"/>
-          <w:szCs w:val="24"/>
-        </w:rPr>
-      </w:pPr>
-      <w:r>
-        <w:rPr>
-          <w:rFonts w:ascii="Times New Roman" w:hAnsi="Times New Roman" w:cs="Times New Roman"/>
-          <w:color w:val="auto"/>
-          <w:sz w:val="24"/>
-          <w:szCs w:val="24"/>
-        </w:rPr>
-        <w:t>Refer to Exercise 2.120. Let the random variable Y represent the number of defective refrigerators found after three refrigerators have been tested. Compute the probabilities for each value of Y .</w:t>
-      </w:r>
-    </w:p>
-    <w:p>
-      <w:pPr>
         <w:pStyle w:val="TOCHeading"/>
         <w:rPr>
           <w:rFonts w:ascii="Times New Roman" w:hAnsi="Times New Roman" w:cs="Times New Roman"/>
@@ -5166,14 +5024,8 @@
           <w:rFonts w:ascii="Times New Roman" w:hAnsi="Times New Roman" w:cs="Times New Roman"/>
           <w:color w:val="1D1C47" w:themeColor="text2" w:themeShade="BF"/>
         </w:rPr>
-        <w:t xml:space="preserve">Chapter </w:t>
-      </w:r>
-      <w:r>
-        <w:rPr>
-          <w:rFonts w:ascii="Times New Roman" w:hAnsi="Times New Roman" w:cs="Times New Roman"/>
-          <w:color w:val="1D1C47" w:themeColor="text2" w:themeShade="BF"/>
-        </w:rPr>
-        <w:t>3</w:t>
+        <w:lastRenderedPageBreak/>
+        <w:t>Chapter 3</w:t>
       </w:r>
     </w:p>
     <w:p>
@@ -6337,28 +6189,6 @@
         </w:rPr>
         <w:t>reports are for theft.</w:t>
       </w:r>
-    </w:p>
-    <w:p>
-      <w:pPr>
-        <w:ind w:left="720"/>
-        <w:rPr>
-          <w:rFonts w:ascii="Times New Roman" w:hAnsi="Times New Roman" w:cs="Times New Roman"/>
-          <w:color w:val="auto"/>
-          <w:sz w:val="24"/>
-          <w:szCs w:val="24"/>
-        </w:rPr>
-      </w:pPr>
-    </w:p>
-    <w:p>
-      <w:pPr>
-        <w:ind w:left="720"/>
-        <w:rPr>
-          <w:rFonts w:ascii="Times New Roman" w:hAnsi="Times New Roman" w:cs="Times New Roman"/>
-          <w:color w:val="auto"/>
-          <w:sz w:val="24"/>
-          <w:szCs w:val="24"/>
-        </w:rPr>
-      </w:pPr>
     </w:p>
     <w:p>
       <w:pPr>
@@ -6721,6 +6551,7 @@
           <w:sz w:val="24"/>
           <w:szCs w:val="24"/>
         </w:rPr>
+        <w:lastRenderedPageBreak/>
         <w:t xml:space="preserve">Let Y be a random variable representing the number of crimes reported in a specific area of Los Angeles during a certain time period, with a mean </w:t>
       </w:r>
       <w:r>
@@ -6869,14 +6700,7 @@
           <w:rFonts w:ascii="Times New Roman" w:hAnsi="Times New Roman" w:cs="Times New Roman"/>
           <w:color w:val="1D1C47" w:themeColor="text2" w:themeShade="BF"/>
         </w:rPr>
-        <w:t xml:space="preserve">Chapter </w:t>
-      </w:r>
-      <w:r>
-        <w:rPr>
-          <w:rFonts w:ascii="Times New Roman" w:hAnsi="Times New Roman" w:cs="Times New Roman"/>
-          <w:color w:val="1D1C47" w:themeColor="text2" w:themeShade="BF"/>
-        </w:rPr>
-        <w:t>4</w:t>
+        <w:t>Chapter 4</w:t>
       </w:r>
     </w:p>
     <w:p>
@@ -7294,111 +7118,6 @@
     </w:p>
     <w:p>
       <w:pPr>
-        <w:rPr>
-          <w:rFonts w:ascii="Times New Roman" w:hAnsi="Times New Roman" w:cs="Times New Roman"/>
-          <w:color w:val="auto"/>
-          <w:sz w:val="24"/>
-          <w:szCs w:val="24"/>
-        </w:rPr>
-      </w:pPr>
-    </w:p>
-    <w:p>
-      <w:pPr>
-        <w:rPr>
-          <w:rFonts w:ascii="Times New Roman" w:hAnsi="Times New Roman" w:cs="Times New Roman"/>
-          <w:color w:val="605DBF" w:themeColor="text2" w:themeTint="99"/>
-          <w:sz w:val="24"/>
-          <w:szCs w:val="24"/>
-        </w:rPr>
-      </w:pPr>
-      <w:r>
-        <w:rPr>
-          <w:rFonts w:ascii="Times New Roman" w:hAnsi="Times New Roman" w:cs="Times New Roman"/>
-          <w:color w:val="605DBF" w:themeColor="text2" w:themeTint="99"/>
-          <w:sz w:val="24"/>
-          <w:szCs w:val="24"/>
-        </w:rPr>
-        <w:t xml:space="preserve">4.11 </w:t>
-      </w:r>
-      <w:r>
-        <w:rPr>
-          <w:rFonts w:ascii="Times New Roman" w:hAnsi="Times New Roman" w:cs="Times New Roman"/>
-          <w:color w:val="605DBF" w:themeColor="text2" w:themeTint="99"/>
-          <w:sz w:val="24"/>
-          <w:szCs w:val="24"/>
-        </w:rPr>
-        <w:t xml:space="preserve"> </w:t>
-      </w:r>
-      <w:r>
-        <w:rPr>
-          <w:rFonts w:ascii="Times New Roman" w:hAnsi="Times New Roman" w:cs="Times New Roman"/>
-          <w:color w:val="605DBF" w:themeColor="text2" w:themeTint="99"/>
-          <w:sz w:val="24"/>
-          <w:szCs w:val="24"/>
-        </w:rPr>
-        <w:t>Expectations o</w:t>
-      </w:r>
-      <w:r>
-        <w:rPr>
-          <w:rFonts w:ascii="Times New Roman" w:hAnsi="Times New Roman" w:cs="Times New Roman"/>
-          <w:color w:val="605DBF" w:themeColor="text2" w:themeTint="99"/>
-          <w:sz w:val="24"/>
-          <w:szCs w:val="24"/>
-        </w:rPr>
-        <w:t>f</w:t>
-      </w:r>
-      <w:r>
-        <w:rPr>
-          <w:rFonts w:ascii="Times New Roman" w:hAnsi="Times New Roman" w:cs="Times New Roman"/>
-          <w:color w:val="605DBF" w:themeColor="text2" w:themeTint="99"/>
-          <w:sz w:val="24"/>
-          <w:szCs w:val="24"/>
-        </w:rPr>
-        <w:t xml:space="preserve"> Discontinuous Functions and Mixed Probability </w:t>
-      </w:r>
-    </w:p>
-    <w:p>
-      <w:pPr>
-        <w:ind w:firstLine="720"/>
-        <w:rPr>
-          <w:rFonts w:ascii="Times New Roman" w:hAnsi="Times New Roman" w:cs="Times New Roman"/>
-          <w:color w:val="605DBF" w:themeColor="text2" w:themeTint="99"/>
-          <w:sz w:val="24"/>
-          <w:szCs w:val="24"/>
-        </w:rPr>
-      </w:pPr>
-      <w:r>
-        <w:rPr>
-          <w:rFonts w:ascii="Times New Roman" w:hAnsi="Times New Roman" w:cs="Times New Roman"/>
-          <w:color w:val="605DBF" w:themeColor="text2" w:themeTint="99"/>
-          <w:sz w:val="24"/>
-          <w:szCs w:val="24"/>
-        </w:rPr>
-        <w:t>Distributions</w:t>
-      </w:r>
-    </w:p>
-    <w:p>
-      <w:pPr>
-        <w:ind w:left="720"/>
-        <w:rPr>
-          <w:rFonts w:ascii="Times New Roman" w:hAnsi="Times New Roman" w:cs="Times New Roman"/>
-          <w:color w:val="auto"/>
-          <w:sz w:val="24"/>
-          <w:szCs w:val="24"/>
-        </w:rPr>
-      </w:pPr>
-      <w:r>
-        <w:rPr>
-          <w:rFonts w:ascii="Times New Roman" w:hAnsi="Times New Roman" w:cs="Times New Roman"/>
-          <w:color w:val="auto"/>
-          <w:sz w:val="24"/>
-          <w:szCs w:val="24"/>
-        </w:rPr>
-        <w:t>The length of time required to complete a college achievement test is found to be normally distributed with mean 70 minutes and standard deviation 12 minutes. When should the test be terminated if we wish to allow sufficient time for 90% of the students to complete the test?</w:t>
-      </w:r>
-    </w:p>
-    <w:p>
-      <w:pPr>
         <w:pStyle w:val="TOCHeading"/>
         <w:rPr>
           <w:rFonts w:ascii="Times New Roman" w:hAnsi="Times New Roman" w:cs="Times New Roman"/>
@@ -7410,14 +7129,7 @@
           <w:rFonts w:ascii="Times New Roman" w:hAnsi="Times New Roman" w:cs="Times New Roman"/>
           <w:color w:val="1D1C47" w:themeColor="text2" w:themeShade="BF"/>
         </w:rPr>
-        <w:t xml:space="preserve">Chapter </w:t>
-      </w:r>
-      <w:r>
-        <w:rPr>
-          <w:rFonts w:ascii="Times New Roman" w:hAnsi="Times New Roman" w:cs="Times New Roman"/>
-          <w:color w:val="1D1C47" w:themeColor="text2" w:themeShade="BF"/>
-        </w:rPr>
-        <w:t>5</w:t>
+        <w:t>Chapter 5</w:t>
       </w:r>
     </w:p>
     <w:p>
@@ -7713,34 +7425,7 @@
           <w:sz w:val="24"/>
           <w:szCs w:val="24"/>
         </w:rPr>
-        <w:t xml:space="preserve">estimate the proportion of </w:t>
-      </w:r>
-      <w:r>
-        <w:rPr>
-          <w:rFonts w:ascii="Times New Roman" w:hAnsi="Times New Roman" w:cs="Times New Roman"/>
-          <w:color w:val="7030A0"/>
-          <w:sz w:val="24"/>
-          <w:szCs w:val="24"/>
-        </w:rPr>
-        <w:t xml:space="preserve">crimes with women involved </w:t>
-      </w:r>
-      <w:r>
-        <w:rPr>
-          <w:rFonts w:ascii="Times New Roman" w:hAnsi="Times New Roman" w:cs="Times New Roman"/>
-          <w:color w:val="7030A0"/>
-          <w:sz w:val="24"/>
-          <w:szCs w:val="24"/>
-        </w:rPr>
-        <w:t>in</w:t>
-      </w:r>
-      <w:r>
-        <w:rPr>
-          <w:rFonts w:ascii="Times New Roman" w:hAnsi="Times New Roman" w:cs="Times New Roman"/>
-          <w:color w:val="7030A0"/>
-          <w:sz w:val="24"/>
-          <w:szCs w:val="24"/>
-        </w:rPr>
-        <w:t xml:space="preserve"> crimes committed in Los Angeles during the current year.</w:t>
+        <w:t>estimate the proportion of crimes with women involved in crimes committed in Los Angeles during the current year.</w:t>
       </w:r>
       <w:r>
         <w:rPr>
@@ -8323,6 +8008,7 @@
           <w:rFonts w:ascii="Times New Roman" w:hAnsi="Times New Roman" w:cs="Times New Roman"/>
           <w:color w:val="282660" w:themeColor="text2"/>
         </w:rPr>
+        <w:lastRenderedPageBreak/>
         <w:t>Chapter 2</w:t>
       </w:r>
     </w:p>
@@ -8403,16 +8089,7 @@
             <w:sz w:val="24"/>
             <w:szCs w:val="24"/>
           </w:rPr>
-          <m:t xml:space="preserve"> </m:t>
-        </m:r>
-        <m:r>
-          <w:rPr>
-            <w:rFonts w:ascii="Cambria Math" w:hAnsi="Cambria Math" w:cs="Times New Roman"/>
-            <w:color w:val="auto"/>
-            <w:sz w:val="24"/>
-            <w:szCs w:val="24"/>
-          </w:rPr>
-          <m:t>NH</m:t>
+          <m:t xml:space="preserve"> NH</m:t>
         </m:r>
         <m:r>
           <w:rPr>
@@ -8466,16 +8143,7 @@
             <w:sz w:val="24"/>
             <w:szCs w:val="24"/>
           </w:rPr>
-          <m:t>+</m:t>
-        </m:r>
-        <m:r>
-          <w:rPr>
-            <w:rFonts w:ascii="Cambria Math" w:hAnsi="Cambria Math" w:cs="Times New Roman"/>
-            <w:color w:val="auto"/>
-            <w:sz w:val="24"/>
-            <w:szCs w:val="24"/>
-          </w:rPr>
-          <m:t xml:space="preserve"> </m:t>
+          <m:t xml:space="preserve">+ </m:t>
         </m:r>
         <m:r>
           <w:rPr>
@@ -8528,52 +8196,7 @@
               <w:sz w:val="24"/>
               <w:szCs w:val="24"/>
             </w:rPr>
-            <m:t>∣</m:t>
-          </m:r>
-          <m:r>
-            <w:rPr>
-              <w:rFonts w:ascii="Cambria Math" w:hAnsi="Cambria Math" w:cs="Times New Roman"/>
-              <w:color w:val="auto"/>
-              <w:sz w:val="24"/>
-              <w:szCs w:val="24"/>
-            </w:rPr>
-            <m:t>M</m:t>
-          </m:r>
-          <m:r>
-            <w:rPr>
-              <w:rFonts w:ascii="Cambria Math" w:hAnsi="Cambria Math" w:cs="Times New Roman"/>
-              <w:color w:val="auto"/>
-              <w:sz w:val="24"/>
-              <w:szCs w:val="24"/>
-            </w:rPr>
-            <m:t>∪</m:t>
-          </m:r>
-          <m:r>
-            <w:rPr>
-              <w:rFonts w:ascii="Cambria Math" w:hAnsi="Cambria Math" w:cs="Times New Roman"/>
-              <w:color w:val="auto"/>
-              <w:sz w:val="24"/>
-              <w:szCs w:val="24"/>
-            </w:rPr>
-            <m:t>NH</m:t>
-          </m:r>
-          <m:r>
-            <w:rPr>
-              <w:rFonts w:ascii="Cambria Math" w:hAnsi="Cambria Math" w:cs="Times New Roman"/>
-              <w:color w:val="auto"/>
-              <w:sz w:val="24"/>
-              <w:szCs w:val="24"/>
-            </w:rPr>
-            <m:t>∣=36+</m:t>
-          </m:r>
-          <m:r>
-            <w:rPr>
-              <w:rFonts w:ascii="Cambria Math" w:hAnsi="Cambria Math" w:cs="Times New Roman"/>
-              <w:color w:val="auto"/>
-              <w:sz w:val="24"/>
-              <w:szCs w:val="24"/>
-            </w:rPr>
-            <m:t>9</m:t>
+            <m:t>∣M∪NH∣=36+9</m:t>
           </m:r>
         </m:oMath>
       </m:oMathPara>
@@ -8600,16 +8223,7 @@
               <w:sz w:val="24"/>
               <w:szCs w:val="24"/>
             </w:rPr>
-            <m:t xml:space="preserve">= </m:t>
-          </m:r>
-          <m:r>
-            <w:rPr>
-              <w:rFonts w:ascii="Cambria Math" w:hAnsi="Cambria Math" w:cs="Times New Roman"/>
-              <w:color w:val="7030A0"/>
-              <w:sz w:val="24"/>
-              <w:szCs w:val="24"/>
-            </w:rPr>
-            <m:t>45</m:t>
+            <m:t>= 45</m:t>
           </m:r>
         </m:oMath>
       </m:oMathPara>
@@ -8637,16 +8251,7 @@
             <w:sz w:val="24"/>
             <w:szCs w:val="24"/>
           </w:rPr>
-          <m:t>| W</m:t>
-        </m:r>
-        <m:r>
-          <w:rPr>
-            <w:rFonts w:ascii="Cambria Math" w:hAnsi="Cambria Math" w:cs="Times New Roman"/>
-            <w:color w:val="auto"/>
-            <w:sz w:val="24"/>
-            <w:szCs w:val="24"/>
-          </w:rPr>
-          <m:t>∩</m:t>
+          <m:t>| W∩</m:t>
         </m:r>
         <m:bar>
           <m:barPr>
@@ -9005,16 +8610,7 @@
               <w:sz w:val="24"/>
               <w:szCs w:val="24"/>
             </w:rPr>
-            <m:t>P</m:t>
-          </m:r>
-          <m:r>
-            <w:rPr>
-              <w:rFonts w:ascii="Cambria Math" w:hAnsi="Cambria Math" w:cs="Times New Roman"/>
-              <w:color w:val="auto"/>
-              <w:sz w:val="24"/>
-              <w:szCs w:val="24"/>
-            </w:rPr>
-            <m:t xml:space="preserve">(A) * </m:t>
+            <m:t xml:space="preserve">P(A) * </m:t>
           </m:r>
           <m:f>
             <m:fPr>
@@ -9069,16 +8665,7 @@
                   <w:sz w:val="24"/>
                   <w:szCs w:val="24"/>
                 </w:rPr>
-                <m:t>*</m:t>
-              </m:r>
-              <m:r>
-                <w:rPr>
-                  <w:rFonts w:ascii="Cambria Math" w:hAnsi="Cambria Math" w:cs="Times New Roman"/>
-                  <w:color w:val="auto"/>
-                  <w:sz w:val="24"/>
-                  <w:szCs w:val="24"/>
-                </w:rPr>
-                <m:t>P(B|A)</m:t>
+                <m:t>*P(B|A)</m:t>
               </m:r>
             </m:num>
             <m:den>
@@ -10455,16 +10042,7 @@
             <w:sz w:val="24"/>
             <w:szCs w:val="24"/>
           </w:rPr>
-          <m:t>μ</m:t>
-        </m:r>
-        <m:r>
-          <w:rPr>
-            <w:rFonts w:ascii="Cambria Math" w:hAnsi="Cambria Math" w:cs="Times New Roman"/>
-            <w:color w:val="auto"/>
-            <w:sz w:val="24"/>
-            <w:szCs w:val="24"/>
-          </w:rPr>
-          <m:t xml:space="preserve"> = n * p</m:t>
+          <m:t>μ = n * p</m:t>
         </m:r>
       </m:oMath>
       <w:r>
@@ -10714,6 +10292,7 @@
           <w:sz w:val="24"/>
           <w:szCs w:val="24"/>
         </w:rPr>
+        <w:lastRenderedPageBreak/>
         <w:t xml:space="preserve">The </w:t>
       </w:r>
       <w:r>
@@ -12101,25 +11680,7 @@
             <w:sz w:val="24"/>
             <w:szCs w:val="24"/>
           </w:rPr>
-          <m:t>=</m:t>
-        </m:r>
-        <m:r>
-          <w:rPr>
-            <w:rFonts w:ascii="Cambria Math" w:hAnsi="Cambria Math" w:cs="Times New Roman"/>
-            <w:color w:val="auto"/>
-            <w:sz w:val="24"/>
-            <w:szCs w:val="24"/>
-          </w:rPr>
-          <m:t xml:space="preserve"> </m:t>
-        </m:r>
-        <m:r>
-          <w:rPr>
-            <w:rFonts w:ascii="Cambria Math" w:hAnsi="Cambria Math" w:cs="Times New Roman"/>
-            <w:color w:val="auto"/>
-            <w:sz w:val="24"/>
-            <w:szCs w:val="24"/>
-          </w:rPr>
-          <m:t>0</m:t>
+          <m:t>= 0</m:t>
         </m:r>
       </m:oMath>
       <w:r>
@@ -12423,7 +11984,27 @@
           <w:sz w:val="24"/>
           <w:szCs w:val="24"/>
         </w:rPr>
-        <w:t xml:space="preserve"> - &gt; too complex to evaluate</w:t>
+        <w:t xml:space="preserve"> </w:t>
+      </w:r>
+      <w:r>
+        <w:rPr>
+          <w:rFonts w:ascii="Times New Roman" w:hAnsi="Times New Roman" w:cs="Times New Roman"/>
+          <w:bCs/>
+          <w:color w:val="7030A0"/>
+          <w:sz w:val="24"/>
+          <w:szCs w:val="24"/>
+        </w:rPr>
+        <w:t>since</w:t>
+      </w:r>
+      <w:r>
+        <w:rPr>
+          <w:rFonts w:ascii="Times New Roman" w:hAnsi="Times New Roman" w:cs="Times New Roman"/>
+          <w:bCs/>
+          <w:color w:val="7030A0"/>
+          <w:sz w:val="24"/>
+          <w:szCs w:val="24"/>
+        </w:rPr>
+        <w:t xml:space="preserve"> too complex to evaluate</w:t>
       </w:r>
     </w:p>
     <w:p>
@@ -12491,7 +12072,17 @@
           <w:sz w:val="24"/>
           <w:szCs w:val="24"/>
         </w:rPr>
-        <w:t>If a law enforcement agent responds to incidents and lands at a random point on a line between markers A and B, find the probability that the agent is closer to A than to B. Additionally, determine the probability that the agent's distance to A is more than three times the distance to B, representing the likelihood of responding to incidents in specific areas.</w:t>
+        <w:t xml:space="preserve">If a law enforcement agent responds to incidents and lands at a random point on a line between markers A and B, find the probability that the agent is closer to A than to B. Additionally, </w:t>
+      </w:r>
+      <w:r>
+        <w:rPr>
+          <w:rFonts w:ascii="Times New Roman" w:hAnsi="Times New Roman" w:cs="Times New Roman"/>
+          <w:color w:val="auto"/>
+          <w:sz w:val="24"/>
+          <w:szCs w:val="24"/>
+        </w:rPr>
+        <w:lastRenderedPageBreak/>
+        <w:t>determine the probability that the agent's distance to A is more than three times the distance to B, representing the likelihood of responding to incidents in specific areas.</w:t>
       </w:r>
     </w:p>
     <w:p>
@@ -12848,17 +12439,20 @@
           <w:sz w:val="56"/>
           <w:szCs w:val="56"/>
         </w:rPr>
-        <w:t>An</w:t>
-      </w:r>
-      <w:r>
+        <w:t>Analysis</w:t>
+      </w:r>
+    </w:p>
+    <w:p>
+      <w:pPr>
+        <w:pStyle w:val="Subtitle"/>
+        <w:jc w:val="center"/>
         <w:rPr>
           <w:rFonts w:ascii="Times New Roman" w:hAnsi="Times New Roman"/>
           <w:color w:val="1D1C47" w:themeColor="text2" w:themeShade="BF"/>
           <w:sz w:val="56"/>
           <w:szCs w:val="56"/>
         </w:rPr>
-        <w:t>alysis</w:t>
-      </w:r>
+      </w:pPr>
     </w:p>
     <w:p>
       <w:pPr>
@@ -12875,7 +12469,6 @@
     <w:p>
       <w:pPr>
         <w:pStyle w:val="Subtitle"/>
-        <w:jc w:val="center"/>
         <w:rPr>
           <w:rFonts w:ascii="Times New Roman" w:hAnsi="Times New Roman"/>
           <w:color w:val="1D1C47" w:themeColor="text2" w:themeShade="BF"/>
@@ -12887,7 +12480,6 @@
     <w:p>
       <w:pPr>
         <w:pStyle w:val="Subtitle"/>
-        <w:jc w:val="center"/>
         <w:rPr>
           <w:rFonts w:ascii="Times New Roman" w:hAnsi="Times New Roman"/>
           <w:color w:val="1D1C47" w:themeColor="text2" w:themeShade="BF"/>
@@ -12907,18 +12499,16 @@
           <w:szCs w:val="56"/>
         </w:rPr>
       </w:pPr>
-    </w:p>
-    <w:p>
-      <w:pPr>
-        <w:pStyle w:val="Subtitle"/>
-        <w:jc w:val="center"/>
+      <w:r>
         <w:rPr>
           <w:rFonts w:ascii="Times New Roman" w:hAnsi="Times New Roman"/>
           <w:color w:val="1D1C47" w:themeColor="text2" w:themeShade="BF"/>
           <w:sz w:val="56"/>
           <w:szCs w:val="56"/>
         </w:rPr>
-      </w:pPr>
+        <w:lastRenderedPageBreak/>
+        <w:t>References</w:t>
+      </w:r>
     </w:p>
     <w:p>
       <w:pPr>
@@ -12927,144 +12517,15 @@
         <w:rPr>
           <w:rFonts w:ascii="Times New Roman" w:hAnsi="Times New Roman"/>
           <w:color w:val="1D1C47" w:themeColor="text2" w:themeShade="BF"/>
-          <w:sz w:val="56"/>
-          <w:szCs w:val="56"/>
-        </w:rPr>
-      </w:pPr>
-    </w:p>
-    <w:p>
-      <w:pPr>
-        <w:pStyle w:val="Subtitle"/>
+          <w:sz w:val="24"/>
+          <w:szCs w:val="24"/>
+        </w:rPr>
+      </w:pPr>
+    </w:p>
+    <w:p>
+      <w:pPr>
         <w:jc w:val="center"/>
         <w:rPr>
-          <w:rFonts w:ascii="Times New Roman" w:hAnsi="Times New Roman"/>
-          <w:color w:val="1D1C47" w:themeColor="text2" w:themeShade="BF"/>
-          <w:sz w:val="56"/>
-          <w:szCs w:val="56"/>
-        </w:rPr>
-      </w:pPr>
-    </w:p>
-    <w:p>
-      <w:pPr>
-        <w:pStyle w:val="Subtitle"/>
-        <w:jc w:val="center"/>
-        <w:rPr>
-          <w:rFonts w:ascii="Times New Roman" w:hAnsi="Times New Roman"/>
-          <w:color w:val="1D1C47" w:themeColor="text2" w:themeShade="BF"/>
-          <w:sz w:val="56"/>
-          <w:szCs w:val="56"/>
-        </w:rPr>
-      </w:pPr>
-    </w:p>
-    <w:p>
-      <w:pPr>
-        <w:pStyle w:val="Subtitle"/>
-        <w:jc w:val="center"/>
-        <w:rPr>
-          <w:rFonts w:ascii="Times New Roman" w:hAnsi="Times New Roman"/>
-          <w:color w:val="1D1C47" w:themeColor="text2" w:themeShade="BF"/>
-          <w:sz w:val="56"/>
-          <w:szCs w:val="56"/>
-        </w:rPr>
-      </w:pPr>
-    </w:p>
-    <w:p>
-      <w:pPr>
-        <w:pStyle w:val="Subtitle"/>
-        <w:jc w:val="center"/>
-        <w:rPr>
-          <w:rFonts w:ascii="Times New Roman" w:hAnsi="Times New Roman"/>
-          <w:color w:val="1D1C47" w:themeColor="text2" w:themeShade="BF"/>
-          <w:sz w:val="56"/>
-          <w:szCs w:val="56"/>
-        </w:rPr>
-      </w:pPr>
-    </w:p>
-    <w:p>
-      <w:pPr>
-        <w:pStyle w:val="Subtitle"/>
-        <w:jc w:val="center"/>
-        <w:rPr>
-          <w:rFonts w:ascii="Times New Roman" w:hAnsi="Times New Roman"/>
-          <w:color w:val="1D1C47" w:themeColor="text2" w:themeShade="BF"/>
-          <w:sz w:val="56"/>
-          <w:szCs w:val="56"/>
-        </w:rPr>
-      </w:pPr>
-    </w:p>
-    <w:p>
-      <w:pPr>
-        <w:pStyle w:val="Subtitle"/>
-        <w:jc w:val="center"/>
-        <w:rPr>
-          <w:rFonts w:ascii="Times New Roman" w:hAnsi="Times New Roman"/>
-          <w:color w:val="1D1C47" w:themeColor="text2" w:themeShade="BF"/>
-          <w:sz w:val="56"/>
-          <w:szCs w:val="56"/>
-        </w:rPr>
-      </w:pPr>
-    </w:p>
-    <w:p>
-      <w:pPr>
-        <w:pStyle w:val="Subtitle"/>
-        <w:jc w:val="center"/>
-        <w:rPr>
-          <w:rFonts w:ascii="Times New Roman" w:hAnsi="Times New Roman"/>
-          <w:color w:val="1D1C47" w:themeColor="text2" w:themeShade="BF"/>
-          <w:sz w:val="56"/>
-          <w:szCs w:val="56"/>
-        </w:rPr>
-      </w:pPr>
-    </w:p>
-    <w:p>
-      <w:pPr>
-        <w:pStyle w:val="Subtitle"/>
-        <w:jc w:val="center"/>
-        <w:rPr>
-          <w:rFonts w:ascii="Times New Roman" w:hAnsi="Times New Roman"/>
-          <w:color w:val="1D1C47" w:themeColor="text2" w:themeShade="BF"/>
-          <w:sz w:val="56"/>
-          <w:szCs w:val="56"/>
-        </w:rPr>
-      </w:pPr>
-    </w:p>
-    <w:p>
-      <w:pPr>
-        <w:pStyle w:val="Subtitle"/>
-        <w:jc w:val="center"/>
-        <w:rPr>
-          <w:rFonts w:ascii="Times New Roman" w:hAnsi="Times New Roman"/>
-          <w:color w:val="1D1C47" w:themeColor="text2" w:themeShade="BF"/>
-          <w:sz w:val="56"/>
-          <w:szCs w:val="56"/>
-        </w:rPr>
-      </w:pPr>
-    </w:p>
-    <w:p>
-      <w:pPr>
-        <w:pStyle w:val="Subtitle"/>
-        <w:jc w:val="center"/>
-        <w:rPr>
-          <w:rFonts w:ascii="Times New Roman" w:hAnsi="Times New Roman"/>
-          <w:color w:val="1D1C47" w:themeColor="text2" w:themeShade="BF"/>
-          <w:sz w:val="56"/>
-          <w:szCs w:val="56"/>
-        </w:rPr>
-      </w:pPr>
-      <w:r>
-        <w:rPr>
-          <w:rFonts w:ascii="Times New Roman" w:hAnsi="Times New Roman"/>
-          <w:color w:val="1D1C47" w:themeColor="text2" w:themeShade="BF"/>
-          <w:sz w:val="56"/>
-          <w:szCs w:val="56"/>
-        </w:rPr>
-        <w:t>References</w:t>
-      </w:r>
-    </w:p>
-    <w:p>
-      <w:pPr>
-        <w:jc w:val="center"/>
-        <w:rPr>
           <w:rFonts w:ascii="Times New Roman" w:hAnsi="Times New Roman" w:cs="Times New Roman"/>
           <w:color w:val="0070C0"/>
           <w:sz w:val="24"/>
@@ -13078,7 +12539,25 @@
           <w:sz w:val="24"/>
           <w:szCs w:val="24"/>
         </w:rPr>
-        <w:t xml:space="preserve">U.S. Government. (Year). Crime Data from 2020 to Present [Dataset]. Data.gov. </w:t>
+        <w:t>U.S. Government. (</w:t>
+      </w:r>
+      <w:r>
+        <w:rPr>
+          <w:rFonts w:ascii="Times New Roman" w:hAnsi="Times New Roman" w:cs="Times New Roman"/>
+          <w:color w:val="auto"/>
+          <w:sz w:val="24"/>
+          <w:szCs w:val="24"/>
+        </w:rPr>
+        <w:t>2023</w:t>
+      </w:r>
+      <w:r>
+        <w:rPr>
+          <w:rFonts w:ascii="Times New Roman" w:hAnsi="Times New Roman" w:cs="Times New Roman"/>
+          <w:color w:val="auto"/>
+          <w:sz w:val="24"/>
+          <w:szCs w:val="24"/>
+        </w:rPr>
+        <w:t xml:space="preserve">). Crime Data from 2020 to Present [Dataset]. Data.gov. </w:t>
       </w:r>
       <w:hyperlink r:id="rId10" w:history="1">
         <w:r>
@@ -13138,7 +12617,13 @@
 </file>
 
 <file path=word/footer1.xml><?xml version="1.0" encoding="utf-8"?>
-<w:ftr xmlns:wpc="http://schemas.microsoft.com/office/word/2010/wordprocessingCanvas" xmlns:cx="http://schemas.microsoft.com/office/drawing/2014/chartex" xmlns:cx1="http://schemas.microsoft.com/office/drawing/2015/9/8/chartex" xmlns:cx2="http://schemas.microsoft.com/office/drawing/2015/10/21/chartex" xmlns:cx3="http://schemas.microsoft.com/office/drawing/2016/5/9/chartex" xmlns:cx4="http://schemas.microsoft.com/office/drawing/2016/5/10/chartex" xmlns:cx5="http://schemas.microsoft.com/office/drawing/2016/5/11/chartex" xmlns:cx6="http://schemas.microsoft.com/office/drawing/2016/5/12/chartex" xmlns:cx7="http://schemas.microsoft.com/office/drawing/2016/5/13/chartex" xmlns:cx8="http://schemas.microsoft.com/office/drawing/2016/5/14/chartex" xmlns:mc="http://schemas.openxmlformats.org/markup-compatibility/2006" xmlns:aink="http://schemas.microsoft.com/office/drawing/2016/ink" xmlns:am3d="http://schemas.microsoft.com/office/drawing/2017/model3d" xmlns:o="urn:schemas-microsoft-com:office:office" xmlns:oel="http://schemas.microsoft.com/office/2019/extlst" xmlns:r="http://schemas.openxmlformats.org/officeDocument/2006/relationships" xmlns:m="http://schemas.openxmlformats.org/officeDocument/2006/math" xmlns:v="urn:schemas-microsoft-com:vml" xmlns:wp14="http://schemas.microsoft.com/office/word/2010/wordprocessingDrawing" xmlns:wp="http://schemas.openxmlformats.org/drawingml/2006/wordprocessingDrawing" xmlns:w10="urn:schemas-microsoft-com:office:word" xmlns:w="http://schemas.openxmlformats.org/wordprocessingml/2006/main" xmlns:w14="http://schemas.microsoft.com/office/word/2010/wordml" xmlns:w15="http://schemas.microsoft.com/office/word/2012/wordml" xmlns:w16cex="http://schemas.microsoft.com/office/word/2018/wordml/cex" xmlns:w16cid="http://schemas.microsoft.com/office/word/2016/wordml/cid" xmlns:w16="http://schemas.microsoft.com/office/word/2018/wordml" xmlns:w16sdtdh="http://schemas.microsoft.com/office/word/2020/wordml/sdtdatahash" xmlns:w16se="http://schemas.microsoft.com/office/word/2015/wordml/symex" xmlns:wpg="http://schemas.microsoft.com/office/word/2010/wordprocessingGroup" xmlns:wpi="http://schemas.microsoft.com/office/word/2010/wordprocessingInk" xmlns:wne="http://schemas.microsoft.com/office/word/2006/wordml" xmlns:wps="http://schemas.microsoft.com/office/word/2010/wordprocessingShape" mc:Ignorable="w14 w15 w16se w16cid w16 w16cex w16sdtdh wp14"/>
+<w:ftr xmlns:wpc="http://schemas.microsoft.com/office/word/2010/wordprocessingCanvas" xmlns:cx="http://schemas.microsoft.com/office/drawing/2014/chartex" xmlns:cx1="http://schemas.microsoft.com/office/drawing/2015/9/8/chartex" xmlns:cx2="http://schemas.microsoft.com/office/drawing/2015/10/21/chartex" xmlns:cx3="http://schemas.microsoft.com/office/drawing/2016/5/9/chartex" xmlns:cx4="http://schemas.microsoft.com/office/drawing/2016/5/10/chartex" xmlns:cx5="http://schemas.microsoft.com/office/drawing/2016/5/11/chartex" xmlns:cx6="http://schemas.microsoft.com/office/drawing/2016/5/12/chartex" xmlns:cx7="http://schemas.microsoft.com/office/drawing/2016/5/13/chartex" xmlns:cx8="http://schemas.microsoft.com/office/drawing/2016/5/14/chartex" xmlns:mc="http://schemas.openxmlformats.org/markup-compatibility/2006" xmlns:aink="http://schemas.microsoft.com/office/drawing/2016/ink" xmlns:am3d="http://schemas.microsoft.com/office/drawing/2017/model3d" xmlns:o="urn:schemas-microsoft-com:office:office" xmlns:oel="http://schemas.microsoft.com/office/2019/extlst" xmlns:r="http://schemas.openxmlformats.org/officeDocument/2006/relationships" xmlns:m="http://schemas.openxmlformats.org/officeDocument/2006/math" xmlns:v="urn:schemas-microsoft-com:vml" xmlns:wp14="http://schemas.microsoft.com/office/word/2010/wordprocessingDrawing" xmlns:wp="http://schemas.openxmlformats.org/drawingml/2006/wordprocessingDrawing" xmlns:w10="urn:schemas-microsoft-com:office:word" xmlns:w="http://schemas.openxmlformats.org/wordprocessingml/2006/main" xmlns:w14="http://schemas.microsoft.com/office/word/2010/wordml" xmlns:w15="http://schemas.microsoft.com/office/word/2012/wordml" xmlns:w16cex="http://schemas.microsoft.com/office/word/2018/wordml/cex" xmlns:w16cid="http://schemas.microsoft.com/office/word/2016/wordml/cid" xmlns:w16="http://schemas.microsoft.com/office/word/2018/wordml" xmlns:w16sdtdh="http://schemas.microsoft.com/office/word/2020/wordml/sdtdatahash" xmlns:w16se="http://schemas.microsoft.com/office/word/2015/wordml/symex" xmlns:wpg="http://schemas.microsoft.com/office/word/2010/wordprocessingGroup" xmlns:wpi="http://schemas.microsoft.com/office/word/2010/wordprocessingInk" xmlns:wne="http://schemas.microsoft.com/office/word/2006/wordml" xmlns:wps="http://schemas.microsoft.com/office/word/2010/wordprocessingShape" mc:Ignorable="w14 w15 w16se w16cid w16 w16cex w16sdtdh wp14">
+  <w:p>
+    <w:r>
+      <w:cr/>
+    </w:r>
+  </w:p>
+</w:ftr>
 </file>
 
 <file path=word/footer2.xml><?xml version="1.0" encoding="utf-8"?>
@@ -16249,6 +15734,7 @@
   <w:style w:type="character" w:default="1" w:styleId="DefaultParagraphFont">
     <w:name w:val="Default Paragraph Font"/>
     <w:uiPriority w:val="1"/>
+    <w:semiHidden/>
     <w:unhideWhenUsed/>
   </w:style>
   <w:style w:type="table" w:default="1" w:styleId="TableNormal">
